--- a/module-4/ScottJohnsonModule4.2.docx
+++ b/module-4/ScottJohnsonModule4.2.docx
@@ -18,7 +18,7 @@
         <w:t xml:space="preserve"> </w:t>
       </w:r>
       <w:r>
-        <w:t>3</w:t>
+        <w:t>4</w:t>
       </w:r>
       <w:r>
         <w:t>.</w:t>
@@ -95,7 +95,10 @@
         <w:pStyle w:val="Subtitle"/>
       </w:pPr>
       <w:r>
-        <w:t>April 1st</w:t>
+        <w:t>April 1</w:t>
+      </w:r>
+      <w:r>
+        <w:t>1th</w:t>
       </w:r>
       <w:r>
         <w:t>, 202</w:t>
@@ -178,10 +181,10 @@
         </w:rPr>
         <w:lastRenderedPageBreak/>
         <w:drawing>
-          <wp:inline distT="0" distB="0" distL="0" distR="0" wp14:anchorId="0B59483B" wp14:editId="036CE1F9">
-            <wp:extent cx="5943600" cy="2945130"/>
-            <wp:effectExtent l="0" t="0" r="0" b="7620"/>
-            <wp:docPr id="439143457" name="Picture 1"/>
+          <wp:inline distT="0" distB="0" distL="0" distR="0" wp14:anchorId="01A20493" wp14:editId="529AA98A">
+            <wp:extent cx="5943600" cy="3783965"/>
+            <wp:effectExtent l="0" t="0" r="0" b="6985"/>
+            <wp:docPr id="1373841496" name="Picture 1"/>
             <wp:cNvGraphicFramePr>
               <a:graphicFrameLocks xmlns:a="http://schemas.openxmlformats.org/drawingml/2006/main" noChangeAspect="1"/>
             </wp:cNvGraphicFramePr>
@@ -189,7 +192,7 @@
               <a:graphicData uri="http://schemas.openxmlformats.org/drawingml/2006/picture">
                 <pic:pic xmlns:pic="http://schemas.openxmlformats.org/drawingml/2006/picture">
                   <pic:nvPicPr>
-                    <pic:cNvPr id="439143457" name=""/>
+                    <pic:cNvPr id="1373841496" name=""/>
                     <pic:cNvPicPr/>
                   </pic:nvPicPr>
                   <pic:blipFill>
@@ -201,7 +204,7 @@
                   <pic:spPr>
                     <a:xfrm>
                       <a:off x="0" y="0"/>
-                      <a:ext cx="5943600" cy="2945130"/>
+                      <a:ext cx="5943600" cy="3783965"/>
                     </a:xfrm>
                     <a:prstGeom prst="rect">
                       <a:avLst/>
@@ -3169,19 +3172,14 @@
 </file>
 
 <file path=customXml/item1.xml><?xml version="1.0" encoding="utf-8"?>
-<?mso-contentType ?>
-<FormTemplates xmlns="http://schemas.microsoft.com/sharepoint/v3/contenttype/forms">
-  <Display>DocumentLibraryForm</Display>
-  <Edit>DocumentLibraryForm</Edit>
-  <New>DocumentLibraryForm</New>
-</FormTemplates>
+<p:properties xmlns:p="http://schemas.microsoft.com/office/2006/metadata/properties" xmlns:xsi="http://www.w3.org/2001/XMLSchema-instance" xmlns:pc="http://schemas.microsoft.com/office/infopath/2007/PartnerControls">
+  <documentManagement>
+    <_activity xmlns="871644b8-cf30-4c88-8193-f0696b7d8830" xsi:nil="true"/>
+  </documentManagement>
+</p:properties>
 </file>
 
 <file path=customXml/item2.xml><?xml version="1.0" encoding="utf-8"?>
-<b:Sources xmlns:b="http://schemas.openxmlformats.org/officeDocument/2006/bibliography" xmlns="http://schemas.openxmlformats.org/officeDocument/2006/bibliography" SelectedStyle="\APASixthEditionOfficeOnline.xsl" StyleName="APA" Version="6"/>
-</file>
-
-<file path=customXml/item3.xml><?xml version="1.0" encoding="utf-8"?>
 <ct:contentTypeSchema xmlns:ct="http://schemas.microsoft.com/office/2006/metadata/contentType" xmlns:ma="http://schemas.microsoft.com/office/2006/metadata/properties/metaAttributes" ct:_="" ma:_="" ma:contentTypeName="Document" ma:contentTypeID="0x010100CD03CE46F3008D40B6D92C1C6CC74FE8" ma:contentTypeVersion="12" ma:contentTypeDescription="Create a new document." ma:contentTypeScope="" ma:versionID="7b5ad2d505932e21f735af4411b66dd0">
   <xsd:schema xmlns:xsd="http://www.w3.org/2001/XMLSchema" xmlns:xs="http://www.w3.org/2001/XMLSchema" xmlns:p="http://schemas.microsoft.com/office/2006/metadata/properties" xmlns:ns3="871644b8-cf30-4c88-8193-f0696b7d8830" targetNamespace="http://schemas.microsoft.com/office/2006/metadata/properties" ma:root="true" ma:fieldsID="7165f3cf63d8d9643be589da26925c10" ns3:_="">
     <xsd:import namespace="871644b8-cf30-4c88-8193-f0696b7d8830"/>
@@ -3375,31 +3373,30 @@
 </ct:contentTypeSchema>
 </file>
 
+<file path=customXml/item3.xml><?xml version="1.0" encoding="utf-8"?>
+<b:Sources xmlns:b="http://schemas.openxmlformats.org/officeDocument/2006/bibliography" xmlns="http://schemas.openxmlformats.org/officeDocument/2006/bibliography" SelectedStyle="\APASixthEditionOfficeOnline.xsl" StyleName="APA" Version="6"/>
+</file>
+
 <file path=customXml/item4.xml><?xml version="1.0" encoding="utf-8"?>
-<p:properties xmlns:p="http://schemas.microsoft.com/office/2006/metadata/properties" xmlns:xsi="http://www.w3.org/2001/XMLSchema-instance" xmlns:pc="http://schemas.microsoft.com/office/infopath/2007/PartnerControls">
-  <documentManagement>
-    <_activity xmlns="871644b8-cf30-4c88-8193-f0696b7d8830" xsi:nil="true"/>
-  </documentManagement>
-</p:properties>
+<?mso-contentType ?>
+<FormTemplates xmlns="http://schemas.microsoft.com/sharepoint/v3/contenttype/forms">
+  <Display>DocumentLibraryForm</Display>
+  <Edit>DocumentLibraryForm</Edit>
+  <New>DocumentLibraryForm</New>
+</FormTemplates>
 </file>
 
 <file path=customXml/itemProps1.xml><?xml version="1.0" encoding="utf-8"?>
-<ds:datastoreItem xmlns:ds="http://schemas.openxmlformats.org/officeDocument/2006/customXml" ds:itemID="{676608B1-A148-495A-80CE-F0BD5CC963A4}">
+<ds:datastoreItem xmlns:ds="http://schemas.openxmlformats.org/officeDocument/2006/customXml" ds:itemID="{7ADCF06E-81A5-4D29-A946-976E3F20FF44}">
   <ds:schemaRefs>
-    <ds:schemaRef ds:uri="http://schemas.microsoft.com/sharepoint/v3/contenttype/forms"/>
+    <ds:schemaRef ds:uri="http://schemas.microsoft.com/office/2006/metadata/properties"/>
+    <ds:schemaRef ds:uri="http://schemas.microsoft.com/office/infopath/2007/PartnerControls"/>
+    <ds:schemaRef ds:uri="871644b8-cf30-4c88-8193-f0696b7d8830"/>
   </ds:schemaRefs>
 </ds:datastoreItem>
 </file>
 
 <file path=customXml/itemProps2.xml><?xml version="1.0" encoding="utf-8"?>
-<ds:datastoreItem xmlns:ds="http://schemas.openxmlformats.org/officeDocument/2006/customXml" ds:itemID="{DD0AD31F-140F-44B6-8055-C36967536D67}">
-  <ds:schemaRefs>
-    <ds:schemaRef ds:uri="http://schemas.openxmlformats.org/officeDocument/2006/bibliography"/>
-  </ds:schemaRefs>
-</ds:datastoreItem>
-</file>
-
-<file path=customXml/itemProps3.xml><?xml version="1.0" encoding="utf-8"?>
 <ds:datastoreItem xmlns:ds="http://schemas.openxmlformats.org/officeDocument/2006/customXml" ds:itemID="{CBD30065-A374-4EC8-A41F-89AEF38847C4}">
   <ds:schemaRefs>
     <ds:schemaRef ds:uri="http://schemas.microsoft.com/office/2006/metadata/contentType"/>
@@ -3417,12 +3414,18 @@
 </ds:datastoreItem>
 </file>
 
+<file path=customXml/itemProps3.xml><?xml version="1.0" encoding="utf-8"?>
+<ds:datastoreItem xmlns:ds="http://schemas.openxmlformats.org/officeDocument/2006/customXml" ds:itemID="{DD0AD31F-140F-44B6-8055-C36967536D67}">
+  <ds:schemaRefs>
+    <ds:schemaRef ds:uri="http://schemas.openxmlformats.org/officeDocument/2006/bibliography"/>
+  </ds:schemaRefs>
+</ds:datastoreItem>
+</file>
+
 <file path=customXml/itemProps4.xml><?xml version="1.0" encoding="utf-8"?>
-<ds:datastoreItem xmlns:ds="http://schemas.openxmlformats.org/officeDocument/2006/customXml" ds:itemID="{7ADCF06E-81A5-4D29-A946-976E3F20FF44}">
+<ds:datastoreItem xmlns:ds="http://schemas.openxmlformats.org/officeDocument/2006/customXml" ds:itemID="{676608B1-A148-495A-80CE-F0BD5CC963A4}">
   <ds:schemaRefs>
-    <ds:schemaRef ds:uri="http://schemas.microsoft.com/office/2006/metadata/properties"/>
-    <ds:schemaRef ds:uri="http://schemas.microsoft.com/office/infopath/2007/PartnerControls"/>
-    <ds:schemaRef ds:uri="871644b8-cf30-4c88-8193-f0696b7d8830"/>
+    <ds:schemaRef ds:uri="http://schemas.microsoft.com/sharepoint/v3/contenttype/forms"/>
   </ds:schemaRefs>
 </ds:datastoreItem>
 </file>
